--- a/보관본/러시아 인권변호사/Word/8부/8부_9화_법안의_최종_완성.docx
+++ b/보관본/러시아 인권변호사/Word/8부/8부_9화_법안의_최종_완성.docx
@@ -807,7 +807,7 @@
           <w:i w:val="0"/>
           <w:sz w:val="22"/>
         </w:rPr>
-        <w:t>Значит, чуть больше чем через два года меня здесь не будет. Не по моей доброй воле, а по закону. Так и должно быть.</w:t>
+        <w:t>Значит, меньше чем через три года меня здесь не будет. Не по моей доброй воле, а по закону. Так и должно быть.</w:t>
       </w:r>
     </w:p>
     <w:p>
@@ -3257,7 +3257,7 @@
           <w:i w:val="0"/>
           <w:sz w:val="22"/>
         </w:rPr>
-        <w:t xml:space="preserve"> «Нам нужно поговорить — но потом». Катя предупреждала: вы так говорите и перед хорошими новостями, и перед плохими.</w:t>
+        <w:t xml:space="preserve"> «Нам нужно поговорить — но потом». Екатерина Ивановна предупреждала: вы так говорите и перед хорошими новостями, и перед плохими.</w:t>
       </w:r>
     </w:p>
     <w:p>
@@ -3408,7 +3408,7 @@
           <w:i w:val="0"/>
           <w:sz w:val="22"/>
         </w:rPr>
-        <w:t xml:space="preserve"> — 표결 전날 밤, 표가 모자랄지 모른다는 불안 속에서 료샤가 이런 밤마다 다시 읽는다며 첫 구절을 꺼낸다. 원문은 러시아어에 바치는 시이지만 료샤는 ‘그 언어로 말하는 사람들’에게 하는 호소로 읽고, 그레벤시코프는 “투르게네프도 좋지만 두 표가 더 좋다”고 받는다 (장면 3).</w:t>
+        <w:t xml:space="preserve"> — 한국어 해설: 표결 전날 밤, 표가 모자랄지 모른다는 불안 속에서 료샤가 이런 밤마다 다시 읽는다며 첫 구절을 꺼낸다. 원문은 러시아어에 바치는 시이지만 료샤는 ‘그 언어로 말하는 사람들’에게 하는 호소로 읽고, 그레벤시코프는 “투르게네프도 좋지만 두 표가 더 좋다”고 받는다 (장면 3).</w:t>
       </w:r>
     </w:p>
     <w:p>
@@ -3431,7 +3431,7 @@
           <w:i w:val="0"/>
           <w:sz w:val="22"/>
         </w:rPr>
-        <w:t xml:space="preserve"> — 이미 관용구가 된 볼란드의 말. 법이 훗날 폐지되더라도 공개 문서고에 남은 기록은 지울 수 없다는 뜻으로, 서명 장면에서 료샤가 ‘되돌릴 수 없음’의 진짜 의미를 ‘잊기 어렵게 만드는 것’으로 정리한다 (장면 5).</w:t>
+        <w:t xml:space="preserve"> — 한국어 해설: 이미 관용구가 된 볼란드의 말. 법이 훗날 폐지되더라도 공개 문서고에 남은 기록은 지울 수 없다는 뜻으로, 서명 장면에서 료샤가 ‘되돌릴 수 없음’의 진짜 의미를 ‘잊기 어렵게 만드는 것’으로 정리한다 (장면 5).</w:t>
       </w:r>
     </w:p>
     <w:p>

--- a/보관본/러시아 인권변호사/Word/8부/8부_9화_법안의_최종_완성.docx
+++ b/보관본/러시아 인권변호사/Word/8부/8부_9화_법안의_최종_완성.docx
@@ -762,6 +762,167 @@
           <w:sz w:val="22"/>
         </w:rPr>
         <w:t>С этого пункта всё и началось. С той недели, когда мы обсуждали перенос.</w:t>
+      </w:r>
+    </w:p>
+    <w:p>
+      <w:pPr>
+        <w:spacing w:before="0" w:after="110" w:line="300" w:lineRule="auto"/>
+      </w:pPr>
+      <w:r>
+        <w:rPr>
+          <w:rFonts w:ascii="Times New Roman" w:hAnsi="Times New Roman" w:eastAsia="Malgun Gothic"/>
+          <w:b/>
+          <w:i w:val="0"/>
+          <w:sz w:val="22"/>
+        </w:rPr>
+        <w:t xml:space="preserve">Ирина: </w:t>
+      </w:r>
+      <w:r>
+        <w:rPr>
+          <w:rFonts w:ascii="Times New Roman" w:hAnsi="Times New Roman" w:eastAsia="Malgun Gothic"/>
+          <w:b w:val="0"/>
+          <w:i w:val="0"/>
+          <w:sz w:val="22"/>
+        </w:rPr>
+        <w:t>И к этому пункту — механизм, а не только слова. Я нарочно перечитала Конституцию тридцать шестого года. Декабрь тридцать шестого: всеобщее, равное и прямое избирательное право при тайном голосовании, неприкосновенность личности, свобода слова и печати. Статьи были безупречны.</w:t>
+      </w:r>
+    </w:p>
+    <w:p>
+      <w:pPr>
+        <w:spacing w:before="0" w:after="110" w:line="300" w:lineRule="auto"/>
+      </w:pPr>
+      <w:r>
+        <w:rPr>
+          <w:rFonts w:ascii="Times New Roman" w:hAnsi="Times New Roman" w:eastAsia="Malgun Gothic"/>
+          <w:b/>
+          <w:i w:val="0"/>
+          <w:sz w:val="22"/>
+        </w:rPr>
+        <w:t xml:space="preserve">Гребенщиков: </w:t>
+      </w:r>
+      <w:r>
+        <w:rPr>
+          <w:rFonts w:ascii="Times New Roman" w:hAnsi="Times New Roman" w:eastAsia="Malgun Gothic"/>
+          <w:b w:val="0"/>
+          <w:i w:val="0"/>
+          <w:sz w:val="22"/>
+        </w:rPr>
+        <w:t>А через год — тридцать седьмой.</w:t>
+      </w:r>
+    </w:p>
+    <w:p>
+      <w:pPr>
+        <w:spacing w:before="0" w:after="110" w:line="300" w:lineRule="auto"/>
+      </w:pPr>
+      <w:r>
+        <w:rPr>
+          <w:rFonts w:ascii="Times New Roman" w:hAnsi="Times New Roman" w:eastAsia="Malgun Gothic"/>
+          <w:b/>
+          <w:i w:val="0"/>
+          <w:sz w:val="22"/>
+        </w:rPr>
+        <w:t xml:space="preserve">Ирина: </w:t>
+      </w:r>
+      <w:r>
+        <w:rPr>
+          <w:rFonts w:ascii="Times New Roman" w:hAnsi="Times New Roman" w:eastAsia="Malgun Gothic"/>
+          <w:b w:val="0"/>
+          <w:i w:val="0"/>
+          <w:sz w:val="22"/>
+        </w:rPr>
+        <w:t>Именно. Арест — только «по постановлению суда или с санкции прокурора», это цитата. А приговоры в тридцать седьмом выносили «тройки», которых в тексте Конституции не было вообще. И выборы в декабре тридцать седьмого прошли точно по графику — с одним кандидатом в бюллетене. Статьи были. Механизма не было.</w:t>
+      </w:r>
+    </w:p>
+    <w:p>
+      <w:pPr>
+        <w:spacing w:before="0" w:after="110" w:line="300" w:lineRule="auto"/>
+      </w:pPr>
+      <w:r>
+        <w:rPr>
+          <w:rFonts w:ascii="Times New Roman" w:hAnsi="Times New Roman" w:eastAsia="Malgun Gothic"/>
+          <w:b/>
+          <w:i w:val="0"/>
+          <w:sz w:val="22"/>
+        </w:rPr>
+        <w:t xml:space="preserve">Лёша: </w:t>
+      </w:r>
+      <w:r>
+        <w:rPr>
+          <w:rFonts w:ascii="Times New Roman" w:hAnsi="Times New Roman" w:eastAsia="Malgun Gothic"/>
+          <w:b w:val="0"/>
+          <w:i w:val="0"/>
+          <w:sz w:val="22"/>
+        </w:rPr>
+        <w:t>Ирина, вы сравниваете нас с тем временем?</w:t>
+      </w:r>
+    </w:p>
+    <w:p>
+      <w:pPr>
+        <w:spacing w:before="0" w:after="110" w:line="300" w:lineRule="auto"/>
+      </w:pPr>
+      <w:r>
+        <w:rPr>
+          <w:rFonts w:ascii="Times New Roman" w:hAnsi="Times New Roman" w:eastAsia="Malgun Gothic"/>
+          <w:b/>
+          <w:i w:val="0"/>
+          <w:sz w:val="22"/>
+        </w:rPr>
+        <w:t xml:space="preserve">Ирина: </w:t>
+      </w:r>
+      <w:r>
+        <w:rPr>
+          <w:rFonts w:ascii="Times New Roman" w:hAnsi="Times New Roman" w:eastAsia="Malgun Gothic"/>
+          <w:b w:val="0"/>
+          <w:i w:val="0"/>
+          <w:sz w:val="22"/>
+        </w:rPr>
+        <w:t>Нет. Я сравниваю тексты. Тот текст был не хуже нашего. Разница в том, что у каждой нашей статьи есть замок: кто проверяет, в какой срок и что происходит, если проверка не состоялась. Мы пишем не статьи, а замки.</w:t>
+      </w:r>
+    </w:p>
+    <w:p>
+      <w:pPr>
+        <w:spacing w:before="0" w:after="110" w:line="300" w:lineRule="auto"/>
+      </w:pPr>
+      <w:r>
+        <w:rPr>
+          <w:rFonts w:ascii="Times New Roman" w:hAnsi="Times New Roman" w:eastAsia="Malgun Gothic"/>
+          <w:b/>
+          <w:i w:val="0"/>
+          <w:sz w:val="22"/>
+        </w:rPr>
+        <w:t xml:space="preserve">Гребенщиков: </w:t>
+      </w:r>
+      <w:r>
+        <w:rPr>
+          <w:rFonts w:ascii="Times New Roman" w:hAnsi="Times New Roman" w:eastAsia="Malgun Gothic"/>
+          <w:b w:val="0"/>
+          <w:i w:val="0"/>
+          <w:sz w:val="22"/>
+        </w:rPr>
+        <w:t>Замки, между прочим, тоже вскрывают.</w:t>
+      </w:r>
+    </w:p>
+    <w:p>
+      <w:pPr>
+        <w:spacing w:before="0" w:after="110" w:line="300" w:lineRule="auto"/>
+      </w:pPr>
+      <w:r>
+        <w:rPr>
+          <w:rFonts w:ascii="Times New Roman" w:hAnsi="Times New Roman" w:eastAsia="Malgun Gothic"/>
+          <w:b/>
+          <w:i w:val="0"/>
+          <w:sz w:val="22"/>
+        </w:rPr>
+        <w:t xml:space="preserve">Ирина: </w:t>
+      </w:r>
+      <w:r>
+        <w:rPr>
+          <w:rFonts w:ascii="Times New Roman" w:hAnsi="Times New Roman" w:eastAsia="Malgun Gothic"/>
+          <w:b w:val="0"/>
+          <w:i w:val="0"/>
+          <w:sz w:val="22"/>
+        </w:rPr>
+        <w:t>Вскрывают. Но вскрытый замок видно. А красивую статью без замка даже трогать не нужно — она просто висит на стене.</w:t>
       </w:r>
     </w:p>
     <w:p>
